--- a/Tailored_CVs/Shinoy_ITDS_IT_Consultant.docx
+++ b/Tailored_CVs/Shinoy_ITDS_IT_Consultant.docx
@@ -70,7 +70,7 @@
           <w:b w:val="0"/>
           <w:sz w:val="19"/>
         </w:rPr>
-        <w:t>I am an IT consultant with over 8 years of experience helping financial clients navigate complex technology solutions and system implementations. My background bridges the gap between business needs and technical delivery, focusing on process optimization and clear stakeholder communication. I hold a valid EU residence permit and am available to start immediately in the Netherlands.</w:t>
+        <w:t>I am a QA Automation Engineer with over 8 years of experience working within financial and banking sectors. I specialize in translating complex business requirements into technical testing strategies and optimizing processes. I look forward to bringing my analytical background and technical expertise to help ITDS bridge the gap between business and IT.</w:t>
       </w:r>
     </w:p>
     <w:p>
@@ -288,7 +288,7 @@
           <w:b w:val="0"/>
           <w:sz w:val="18"/>
         </w:rPr>
-        <w:t>▸ Analyzed system landscapes and coordinated release objectives with SRE and business teams to bridge the gap between technical execution and business needs.</w:t>
+        <w:t>▸ Analyzed system processes and collaborated with crossfunctional teams and product owners to translate business needs into technical testing strategies.</w:t>
       </w:r>
     </w:p>
     <w:p>
@@ -301,7 +301,7 @@
           <w:b w:val="0"/>
           <w:sz w:val="18"/>
         </w:rPr>
-        <w:t>▸ Translated business requirements into structured testing strategies and automated workflows for major global banking and financial clients.</w:t>
+        <w:t>▸ Migrated a SeleniumJava framework to Playwright TypeScript for credit limit and rating analysis endtoend workflows, boosting execution efficiency by 20%.</w:t>
       </w:r>
     </w:p>
     <w:p>
@@ -314,7 +314,7 @@
           <w:b w:val="0"/>
           <w:sz w:val="18"/>
         </w:rPr>
-        <w:t>▸ Identified process bottlenecks and documented standard operating procedures to improve overall team efficiency and system reliability.</w:t>
+        <w:t>▸ Orchestrated CI/CD pipelines and provisioned environments using AWS and Terraform while validating backend data integrity through complex Oracle SQL queries.</w:t>
       </w:r>
     </w:p>
     <w:p>
@@ -327,7 +327,7 @@
           <w:b w:val="0"/>
           <w:sz w:val="18"/>
         </w:rPr>
-        <w:t>▸ Streamlined test generation and deployment scripts utilizing AI tools like Gemini Code Assist to accelerate project delivery.</w:t>
+        <w:t>▸ Streamlined complex test generation scripts utilizing AI tools like Gemini Code Assist to improve delivery speed and efficiency.</w:t>
       </w:r>
     </w:p>
     <w:p>
